--- a/Assignments/Assignment_2.docx
+++ b/Assignments/Assignment_2.docx
@@ -145,7 +145,7 @@
           <w:szCs w:val="36"/>
         </w:rPr>
       </w:pPr>
-      <w:hyperlink r:id="rId8" w:history="1">
+      <w:hyperlink r:id="rId11" w:history="1">
         <w:r>
           <w:rPr>
             <w:rStyle w:val="Hyperlink"/>
@@ -359,12 +359,12 @@
     </w:p>
     <w:p>
       <w:pPr>
-        <w:pStyle w:val="ListParagraph"/>
-      </w:pPr>
-    </w:p>
-    <w:p>
-      <w:pPr>
-        <w:pStyle w:val="ListParagraph"/>
+        <w:pStyle w:val="PargrafodaLista"/>
+      </w:pPr>
+    </w:p>
+    <w:p>
+      <w:pPr>
+        <w:pStyle w:val="PargrafodaLista"/>
         <w:numPr>
           <w:ilvl w:val="0"/>
           <w:numId w:val="14"/>
@@ -382,7 +382,7 @@
     </w:p>
     <w:p>
       <w:pPr>
-        <w:pStyle w:val="ListParagraph"/>
+        <w:pStyle w:val="PargrafodaLista"/>
         <w:numPr>
           <w:ilvl w:val="0"/>
           <w:numId w:val="14"/>
@@ -400,7 +400,7 @@
     </w:p>
     <w:p>
       <w:pPr>
-        <w:pStyle w:val="ListParagraph"/>
+        <w:pStyle w:val="PargrafodaLista"/>
         <w:numPr>
           <w:ilvl w:val="0"/>
           <w:numId w:val="14"/>
@@ -418,7 +418,7 @@
     </w:p>
     <w:p>
       <w:pPr>
-        <w:pStyle w:val="ListParagraph"/>
+        <w:pStyle w:val="PargrafodaLista"/>
         <w:numPr>
           <w:ilvl w:val="0"/>
           <w:numId w:val="14"/>
@@ -473,7 +473,7 @@
     </w:p>
     <w:p>
       <w:pPr>
-        <w:pStyle w:val="ListParagraph"/>
+        <w:pStyle w:val="PargrafodaLista"/>
         <w:numPr>
           <w:ilvl w:val="0"/>
           <w:numId w:val="14"/>
@@ -567,22 +567,22 @@
     <w:p/>
     <w:p>
       <w:pPr>
-        <w:pStyle w:val="Title"/>
-      </w:pPr>
-    </w:p>
-    <w:p>
-      <w:pPr>
-        <w:pStyle w:val="Title"/>
-      </w:pPr>
-    </w:p>
-    <w:p>
-      <w:pPr>
-        <w:pStyle w:val="Title"/>
-      </w:pPr>
-    </w:p>
-    <w:p>
-      <w:pPr>
-        <w:pStyle w:val="Title"/>
+        <w:pStyle w:val="Ttulo"/>
+      </w:pPr>
+    </w:p>
+    <w:p>
+      <w:pPr>
+        <w:pStyle w:val="Ttulo"/>
+      </w:pPr>
+    </w:p>
+    <w:p>
+      <w:pPr>
+        <w:pStyle w:val="Ttulo"/>
+      </w:pPr>
+    </w:p>
+    <w:p>
+      <w:pPr>
+        <w:pStyle w:val="Ttulo"/>
       </w:pPr>
       <w:r>
         <w:lastRenderedPageBreak/>
@@ -607,8 +607,8 @@
       </w:r>
     </w:p>
     <w:sectPr>
-      <w:headerReference w:type="default" r:id="rId9"/>
-      <w:footerReference w:type="first" r:id="rId10"/>
+      <w:headerReference w:type="default" r:id="rId12"/>
+      <w:footerReference w:type="first" r:id="rId13"/>
       <w:pgSz w:w="12240" w:h="15840"/>
       <w:pgMar w:top="1417" w:right="1417" w:bottom="1417" w:left="1417" w:header="720" w:footer="720" w:gutter="0"/>
       <w:cols w:space="720"/>
@@ -662,7 +662,7 @@
     <w:sdtContent>
       <w:p>
         <w:pPr>
-          <w:pStyle w:val="Footer"/>
+          <w:pStyle w:val="Rodap"/>
           <w:jc w:val="center"/>
         </w:pPr>
         <w:r>
@@ -691,7 +691,7 @@
   </w:sdt>
   <w:p>
     <w:pPr>
-      <w:pStyle w:val="Footer"/>
+      <w:pStyle w:val="Rodap"/>
       <w:jc w:val="center"/>
     </w:pPr>
   </w:p>
@@ -727,7 +727,7 @@
 <w:hdr xmlns:wpc="http://schemas.microsoft.com/office/word/2010/wordprocessingCanvas" xmlns:cx="http://schemas.microsoft.com/office/drawing/2014/chartex" xmlns:cx1="http://schemas.microsoft.com/office/drawing/2015/9/8/chartex" xmlns:cx2="http://schemas.microsoft.com/office/drawing/2015/10/21/chartex" xmlns:cx3="http://schemas.microsoft.com/office/drawing/2016/5/9/chartex" xmlns:cx4="http://schemas.microsoft.com/office/drawing/2016/5/10/chartex" xmlns:cx5="http://schemas.microsoft.com/office/drawing/2016/5/11/chartex" xmlns:cx6="http://schemas.microsoft.com/office/drawing/2016/5/12/chartex" xmlns:cx7="http://schemas.microsoft.com/office/drawing/2016/5/13/chartex" xmlns:cx8="http://schemas.microsoft.com/office/drawing/2016/5/14/chartex" xmlns:mc="http://schemas.openxmlformats.org/markup-compatibility/2006" xmlns:aink="http://schemas.microsoft.com/office/drawing/2016/ink" xmlns:am3d="http://schemas.microsoft.com/office/drawing/2017/model3d" xmlns:o="urn:schemas-microsoft-com:office:office" xmlns:oel="http://schemas.microsoft.com/office/2019/extlst" xmlns:r="http://schemas.openxmlformats.org/officeDocument/2006/relationships" xmlns:m="http://schemas.openxmlformats.org/officeDocument/2006/math" xmlns:v="urn:schemas-microsoft-com:vml" xmlns:wp14="http://schemas.microsoft.com/office/word/2010/wordprocessingDrawing" xmlns:wp="http://schemas.openxmlformats.org/drawingml/2006/wordprocessingDrawing" xmlns:w10="urn:schemas-microsoft-com:office:word" xmlns:w="http://schemas.openxmlformats.org/wordprocessingml/2006/main" xmlns:w14="http://schemas.microsoft.com/office/word/2010/wordml" xmlns:w15="http://schemas.microsoft.com/office/word/2012/wordml" xmlns:w16cex="http://schemas.microsoft.com/office/word/2018/wordml/cex" xmlns:w16cid="http://schemas.microsoft.com/office/word/2016/wordml/cid" xmlns:w16="http://schemas.microsoft.com/office/word/2018/wordml" xmlns:w16du="http://schemas.microsoft.com/office/word/2023/wordml/word16du" xmlns:w16sdtdh="http://schemas.microsoft.com/office/word/2020/wordml/sdtdatahash" xmlns:w16sdtfl="http://schemas.microsoft.com/office/word/2024/wordml/sdtformatlock" xmlns:w16se="http://schemas.microsoft.com/office/word/2015/wordml/symex" xmlns:wpg="http://schemas.microsoft.com/office/word/2010/wordprocessingGroup" xmlns:wpi="http://schemas.microsoft.com/office/word/2010/wordprocessingInk" xmlns:wne="http://schemas.microsoft.com/office/word/2006/wordml" xmlns:wps="http://schemas.microsoft.com/office/word/2010/wordprocessingShape" mc:Ignorable="w14 w15 w16se w16cid w16 w16cex w16sdtdh w16sdtfl w16du wp14">
   <w:p>
     <w:pPr>
-      <w:pStyle w:val="Header"/>
+      <w:pStyle w:val="Cabealho"/>
       <w:rPr>
         <w:rFonts w:asciiTheme="majorHAnsi" w:hAnsiTheme="majorHAnsi"/>
         <w:sz w:val="24"/>
@@ -745,7 +745,7 @@
   </w:p>
   <w:p>
     <w:pPr>
-      <w:pStyle w:val="Header"/>
+      <w:pStyle w:val="Cabealho"/>
       <w:pBdr>
         <w:bottom w:val="single" w:sz="6" w:space="1" w:color="auto"/>
       </w:pBdr>
@@ -786,7 +786,7 @@
   </w:p>
   <w:p>
     <w:pPr>
-      <w:pStyle w:val="Header"/>
+      <w:pStyle w:val="Cabealho"/>
       <w:rPr>
         <w:rFonts w:asciiTheme="majorHAnsi" w:hAnsiTheme="majorHAnsi"/>
         <w:sz w:val="24"/>
@@ -796,7 +796,7 @@
   </w:p>
   <w:p>
     <w:pPr>
-      <w:pStyle w:val="Header"/>
+      <w:pStyle w:val="Cabealho"/>
       <w:rPr>
         <w:rFonts w:asciiTheme="majorHAnsi" w:hAnsiTheme="majorHAnsi"/>
         <w:sz w:val="24"/>
@@ -2667,11 +2667,11 @@
     <w:name w:val="Normal"/>
     <w:qFormat/>
   </w:style>
-  <w:style w:type="paragraph" w:styleId="Heading1">
+  <w:style w:type="paragraph" w:styleId="Ttulo1">
     <w:name w:val="heading 1"/>
     <w:basedOn w:val="Normal"/>
     <w:next w:val="Normal"/>
-    <w:link w:val="Heading1Char"/>
+    <w:link w:val="Ttulo1Char"/>
     <w:uiPriority w:val="9"/>
     <w:qFormat/>
     <w:rsid w:val="00D7651C"/>
@@ -2688,13 +2688,13 @@
       <w:szCs w:val="32"/>
     </w:rPr>
   </w:style>
-  <w:style w:type="character" w:default="1" w:styleId="DefaultParagraphFont">
+  <w:style w:type="character" w:default="1" w:styleId="Fontepargpadro">
     <w:name w:val="Default Paragraph Font"/>
     <w:uiPriority w:val="1"/>
     <w:semiHidden/>
     <w:unhideWhenUsed/>
   </w:style>
-  <w:style w:type="table" w:default="1" w:styleId="TableNormal">
+  <w:style w:type="table" w:default="1" w:styleId="Tabelanormal">
     <w:name w:val="Normal Table"/>
     <w:uiPriority w:val="99"/>
     <w:semiHidden/>
@@ -2709,13 +2709,13 @@
       </w:tblCellMar>
     </w:tblPr>
   </w:style>
-  <w:style w:type="numbering" w:default="1" w:styleId="NoList">
+  <w:style w:type="numbering" w:default="1" w:styleId="Semlista">
     <w:name w:val="No List"/>
     <w:uiPriority w:val="99"/>
     <w:semiHidden/>
     <w:unhideWhenUsed/>
   </w:style>
-  <w:style w:type="paragraph" w:styleId="ListParagraph">
+  <w:style w:type="paragraph" w:styleId="PargrafodaLista">
     <w:name w:val="List Paragraph"/>
     <w:basedOn w:val="Normal"/>
     <w:uiPriority w:val="34"/>
@@ -2726,10 +2726,10 @@
       <w:contextualSpacing/>
     </w:pPr>
   </w:style>
-  <w:style w:type="paragraph" w:styleId="Header">
+  <w:style w:type="paragraph" w:styleId="Cabealho">
     <w:name w:val="header"/>
     <w:basedOn w:val="Normal"/>
-    <w:link w:val="HeaderChar"/>
+    <w:link w:val="CabealhoChar"/>
     <w:uiPriority w:val="99"/>
     <w:unhideWhenUsed/>
     <w:rsid w:val="00420ED7"/>
@@ -2741,17 +2741,17 @@
       <w:spacing w:after="0" w:line="240" w:lineRule="auto"/>
     </w:pPr>
   </w:style>
-  <w:style w:type="character" w:customStyle="1" w:styleId="HeaderChar">
-    <w:name w:val="Header Char"/>
-    <w:basedOn w:val="DefaultParagraphFont"/>
-    <w:link w:val="Header"/>
+  <w:style w:type="character" w:customStyle="1" w:styleId="CabealhoChar">
+    <w:name w:val="Cabeçalho Char"/>
+    <w:basedOn w:val="Fontepargpadro"/>
+    <w:link w:val="Cabealho"/>
     <w:uiPriority w:val="99"/>
     <w:rsid w:val="00420ED7"/>
   </w:style>
-  <w:style w:type="paragraph" w:styleId="Footer">
+  <w:style w:type="paragraph" w:styleId="Rodap">
     <w:name w:val="footer"/>
     <w:basedOn w:val="Normal"/>
-    <w:link w:val="FooterChar"/>
+    <w:link w:val="RodapChar"/>
     <w:uiPriority w:val="99"/>
     <w:unhideWhenUsed/>
     <w:rsid w:val="00420ED7"/>
@@ -2763,16 +2763,16 @@
       <w:spacing w:after="0" w:line="240" w:lineRule="auto"/>
     </w:pPr>
   </w:style>
-  <w:style w:type="character" w:customStyle="1" w:styleId="FooterChar">
-    <w:name w:val="Footer Char"/>
-    <w:basedOn w:val="DefaultParagraphFont"/>
-    <w:link w:val="Footer"/>
+  <w:style w:type="character" w:customStyle="1" w:styleId="RodapChar">
+    <w:name w:val="Rodapé Char"/>
+    <w:basedOn w:val="Fontepargpadro"/>
+    <w:link w:val="Rodap"/>
     <w:uiPriority w:val="99"/>
     <w:rsid w:val="00420ED7"/>
   </w:style>
   <w:style w:type="character" w:styleId="Hyperlink">
     <w:name w:val="Hyperlink"/>
-    <w:basedOn w:val="DefaultParagraphFont"/>
+    <w:basedOn w:val="Fontepargpadro"/>
     <w:uiPriority w:val="99"/>
     <w:unhideWhenUsed/>
     <w:rsid w:val="00AE431F"/>
@@ -2781,11 +2781,11 @@
       <w:u w:val="single"/>
     </w:rPr>
   </w:style>
-  <w:style w:type="paragraph" w:styleId="Title">
+  <w:style w:type="paragraph" w:styleId="Ttulo">
     <w:name w:val="Title"/>
     <w:basedOn w:val="Normal"/>
     <w:next w:val="Normal"/>
-    <w:link w:val="TitleChar"/>
+    <w:link w:val="TtuloChar"/>
     <w:uiPriority w:val="10"/>
     <w:qFormat/>
     <w:rsid w:val="00AE431F"/>
@@ -2801,10 +2801,10 @@
       <w:szCs w:val="56"/>
     </w:rPr>
   </w:style>
-  <w:style w:type="character" w:customStyle="1" w:styleId="TitleChar">
-    <w:name w:val="Title Char"/>
-    <w:basedOn w:val="DefaultParagraphFont"/>
-    <w:link w:val="Title"/>
+  <w:style w:type="character" w:customStyle="1" w:styleId="TtuloChar">
+    <w:name w:val="Título Char"/>
+    <w:basedOn w:val="Fontepargpadro"/>
+    <w:link w:val="Ttulo"/>
     <w:uiPriority w:val="10"/>
     <w:rsid w:val="00AE431F"/>
     <w:rPr>
@@ -2815,10 +2815,10 @@
       <w:szCs w:val="56"/>
     </w:rPr>
   </w:style>
-  <w:style w:type="paragraph" w:styleId="BalloonText">
+  <w:style w:type="paragraph" w:styleId="Textodebalo">
     <w:name w:val="Balloon Text"/>
     <w:basedOn w:val="Normal"/>
-    <w:link w:val="BalloonTextChar"/>
+    <w:link w:val="TextodebaloChar"/>
     <w:uiPriority w:val="99"/>
     <w:semiHidden/>
     <w:unhideWhenUsed/>
@@ -2832,10 +2832,10 @@
       <w:szCs w:val="18"/>
     </w:rPr>
   </w:style>
-  <w:style w:type="character" w:customStyle="1" w:styleId="BalloonTextChar">
-    <w:name w:val="Balloon Text Char"/>
-    <w:basedOn w:val="DefaultParagraphFont"/>
-    <w:link w:val="BalloonText"/>
+  <w:style w:type="character" w:customStyle="1" w:styleId="TextodebaloChar">
+    <w:name w:val="Texto de balão Char"/>
+    <w:basedOn w:val="Fontepargpadro"/>
+    <w:link w:val="Textodebalo"/>
     <w:uiPriority w:val="99"/>
     <w:semiHidden/>
     <w:rsid w:val="00310261"/>
@@ -2845,9 +2845,9 @@
       <w:szCs w:val="18"/>
     </w:rPr>
   </w:style>
-  <w:style w:type="table" w:styleId="TableGrid">
+  <w:style w:type="table" w:styleId="Tabelacomgrade">
     <w:name w:val="Table Grid"/>
-    <w:basedOn w:val="TableNormal"/>
+    <w:basedOn w:val="Tabelanormal"/>
     <w:uiPriority w:val="39"/>
     <w:rsid w:val="00D7651C"/>
     <w:pPr>
@@ -2864,10 +2864,10 @@
       </w:tblBorders>
     </w:tblPr>
   </w:style>
-  <w:style w:type="character" w:customStyle="1" w:styleId="Heading1Char">
-    <w:name w:val="Heading 1 Char"/>
-    <w:basedOn w:val="DefaultParagraphFont"/>
-    <w:link w:val="Heading1"/>
+  <w:style w:type="character" w:customStyle="1" w:styleId="Ttulo1Char">
+    <w:name w:val="Título 1 Char"/>
+    <w:basedOn w:val="Fontepargpadro"/>
+    <w:link w:val="Ttulo1"/>
     <w:uiPriority w:val="9"/>
     <w:rsid w:val="00D7651C"/>
     <w:rPr>
@@ -2877,7 +2877,7 @@
       <w:szCs w:val="32"/>
     </w:rPr>
   </w:style>
-  <w:style w:type="paragraph" w:styleId="Caption">
+  <w:style w:type="paragraph" w:styleId="Legenda">
     <w:name w:val="caption"/>
     <w:basedOn w:val="Normal"/>
     <w:next w:val="Normal"/>
@@ -3161,10 +3161,6 @@
 </file>
 
 <file path=customXml/item1.xml><?xml version="1.0" encoding="utf-8"?>
-<b:Sources xmlns:b="http://schemas.openxmlformats.org/officeDocument/2006/bibliography" xmlns="http://schemas.openxmlformats.org/officeDocument/2006/bibliography" SelectedStyle="\APASixthEditionOfficeOnline.xsl" StyleName="APA" Version="6"/>
-</file>
-
-<file path=customXml/item2.xml><?xml version="1.0" encoding="utf-8"?>
 <ct:contentTypeSchema xmlns:ct="http://schemas.microsoft.com/office/2006/metadata/contentType" xmlns:ma="http://schemas.microsoft.com/office/2006/metadata/properties/metaAttributes" ct:_="" ma:_="" ma:contentTypeName="Document" ma:contentTypeID="0x0101000B7BE0EE43B23043AFE79A610A7C27D2" ma:contentTypeVersion="5" ma:contentTypeDescription="Create a new document." ma:contentTypeScope="" ma:versionID="778329dbcf46a37d733c712f27d7b43b">
   <xsd:schema xmlns:xsd="http://www.w3.org/2001/XMLSchema" xmlns:xs="http://www.w3.org/2001/XMLSchema" xmlns:p="http://schemas.microsoft.com/office/2006/metadata/properties" xmlns:ns2="e45ff77a-a734-434e-b7dc-7ade962cb631" xmlns:ns3="2808f00f-3211-41a5-bfe5-d2c2468f696f" targetNamespace="http://schemas.microsoft.com/office/2006/metadata/properties" ma:root="true" ma:fieldsID="6127767fb6d362b6b9d04ae9972bdc25" ns2:_="" ns3:_="">
     <xsd:import namespace="e45ff77a-a734-434e-b7dc-7ade962cb631"/>
@@ -3321,7 +3317,20 @@
 </ct:contentTypeSchema>
 </file>
 
+<file path=customXml/item2.xml><?xml version="1.0" encoding="utf-8"?>
+<p:properties xmlns:p="http://schemas.microsoft.com/office/2006/metadata/properties" xmlns:xsi="http://www.w3.org/2001/XMLSchema-instance" xmlns:pc="http://schemas.microsoft.com/office/infopath/2007/PartnerControls">
+  <documentManagement>
+    <_lisam_PublishedVersion xmlns="2808f00f-3211-41a5-bfe5-d2c2468f696f" xsi:nil="true"/>
+    <_lisam_Description xmlns="e45ff77a-a734-434e-b7dc-7ade962cb631" xsi:nil="true"/>
+  </documentManagement>
+</p:properties>
+</file>
+
 <file path=customXml/item3.xml><?xml version="1.0" encoding="utf-8"?>
+<b:Sources xmlns:b="http://schemas.openxmlformats.org/officeDocument/2006/bibliography" xmlns="http://schemas.openxmlformats.org/officeDocument/2006/bibliography" SelectedStyle="\APASixthEditionOfficeOnline.xsl" StyleName="APA" Version="6"/>
+</file>
+
+<file path=customXml/item4.xml><?xml version="1.0" encoding="utf-8"?>
 <?mso-contentType ?>
 <FormTemplates xmlns="http://schemas.microsoft.com/sharepoint/v3/contenttype/forms">
   <Display>DocumentLibraryForm</Display>
@@ -3330,16 +3339,37 @@
 </FormTemplates>
 </file>
 
-<file path=customXml/item4.xml><?xml version="1.0" encoding="utf-8"?>
-<p:properties xmlns:p="http://schemas.microsoft.com/office/2006/metadata/properties" xmlns:xsi="http://www.w3.org/2001/XMLSchema-instance" xmlns:pc="http://schemas.microsoft.com/office/infopath/2007/PartnerControls">
-  <documentManagement>
-    <_lisam_PublishedVersion xmlns="2808f00f-3211-41a5-bfe5-d2c2468f696f" xsi:nil="true"/>
-    <_lisam_Description xmlns="e45ff77a-a734-434e-b7dc-7ade962cb631" xsi:nil="true"/>
-  </documentManagement>
-</p:properties>
+<file path=customXml/itemProps1.xml><?xml version="1.0" encoding="utf-8"?>
+<ds:datastoreItem xmlns:ds="http://schemas.openxmlformats.org/officeDocument/2006/customXml" ds:itemID="{97AB0509-0F1C-4467-9001-12C1D83F5F02}">
+  <ds:schemaRefs>
+    <ds:schemaRef ds:uri="http://schemas.microsoft.com/office/2006/metadata/contentType"/>
+    <ds:schemaRef ds:uri="http://schemas.microsoft.com/office/2006/metadata/properties/metaAttributes"/>
+    <ds:schemaRef ds:uri="http://www.w3.org/2001/XMLSchema"/>
+    <ds:schemaRef ds:uri="http://schemas.microsoft.com/office/2006/metadata/properties"/>
+    <ds:schemaRef ds:uri="e45ff77a-a734-434e-b7dc-7ade962cb631"/>
+    <ds:schemaRef ds:uri="2808f00f-3211-41a5-bfe5-d2c2468f696f"/>
+    <ds:schemaRef ds:uri="http://schemas.microsoft.com/office/2006/documentManagement/types"/>
+    <ds:schemaRef ds:uri="http://schemas.microsoft.com/office/infopath/2007/PartnerControls"/>
+    <ds:schemaRef ds:uri="http://schemas.openxmlformats.org/package/2006/metadata/core-properties"/>
+    <ds:schemaRef ds:uri="http://purl.org/dc/elements/1.1/"/>
+    <ds:schemaRef ds:uri="http://purl.org/dc/terms/"/>
+    <ds:schemaRef ds:uri="http://schemas.microsoft.com/internal/obd"/>
+  </ds:schemaRefs>
+</ds:datastoreItem>
 </file>
 
-<file path=customXml/itemProps1.xml><?xml version="1.0" encoding="utf-8"?>
+<file path=customXml/itemProps2.xml><?xml version="1.0" encoding="utf-8"?>
+<ds:datastoreItem xmlns:ds="http://schemas.openxmlformats.org/officeDocument/2006/customXml" ds:itemID="{B9A9D14C-6709-482B-BEFF-89DAFC1948CE}">
+  <ds:schemaRefs>
+    <ds:schemaRef ds:uri="http://schemas.microsoft.com/office/2006/metadata/properties"/>
+    <ds:schemaRef ds:uri="http://schemas.microsoft.com/office/infopath/2007/PartnerControls"/>
+    <ds:schemaRef ds:uri="2808f00f-3211-41a5-bfe5-d2c2468f696f"/>
+    <ds:schemaRef ds:uri="e45ff77a-a734-434e-b7dc-7ade962cb631"/>
+  </ds:schemaRefs>
+</ds:datastoreItem>
+</file>
+
+<file path=customXml/itemProps3.xml><?xml version="1.0" encoding="utf-8"?>
 <ds:datastoreItem xmlns:ds="http://schemas.openxmlformats.org/officeDocument/2006/customXml" ds:itemID="{6516D953-402D-4670-9337-3BA659831F09}">
   <ds:schemaRefs>
     <ds:schemaRef ds:uri="http://schemas.openxmlformats.org/officeDocument/2006/bibliography"/>
@@ -3347,14 +3377,10 @@
 </ds:datastoreItem>
 </file>
 
-<file path=customXml/itemProps2.xml><?xml version="1.0" encoding="utf-8"?>
-<ds:datastoreItem xmlns:ds="http://schemas.openxmlformats.org/officeDocument/2006/customXml" ds:itemID="{97AB0509-0F1C-4467-9001-12C1D83F5F02}"/>
-</file>
-
-<file path=customXml/itemProps3.xml><?xml version="1.0" encoding="utf-8"?>
-<ds:datastoreItem xmlns:ds="http://schemas.openxmlformats.org/officeDocument/2006/customXml" ds:itemID="{66D647AE-DA7E-4809-96D9-4B3015707623}"/>
-</file>
-
 <file path=customXml/itemProps4.xml><?xml version="1.0" encoding="utf-8"?>
-<ds:datastoreItem xmlns:ds="http://schemas.openxmlformats.org/officeDocument/2006/customXml" ds:itemID="{B9A9D14C-6709-482B-BEFF-89DAFC1948CE}"/>
+<ds:datastoreItem xmlns:ds="http://schemas.openxmlformats.org/officeDocument/2006/customXml" ds:itemID="{66D647AE-DA7E-4809-96D9-4B3015707623}">
+  <ds:schemaRefs>
+    <ds:schemaRef ds:uri="http://schemas.microsoft.com/sharepoint/v3/contenttype/forms"/>
+  </ds:schemaRefs>
+</ds:datastoreItem>
 </file>